--- a/HIPAA-2025-NPRM/CSW-HIPAA-NPRM-Compliance-Report.docx
+++ b/HIPAA-2025-NPRM/CSW-HIPAA-NPRM-Compliance-Report.docx
@@ -171,6 +171,62 @@
     </w:p>
     <w:bookmarkEnd w:id="11"/>
     <w:bookmarkStart w:id="12" w:name="executive-summary"/>
+    <w:p>
+      <w:pPr>
+        <w:pStyle w:val="Heading2"/>
+      </w:pPr>
+      <w:r>
+        <w:t>How to read the coverage words</w:t>
+      </w:r>
+    </w:p>
+    <w:p>
+      <w:pPr/>
+      <w:r>
+        <w:rPr>
+          <w:b/>
+        </w:rPr>
+        <w:t>Full Coverage</w:t>
+      </w:r>
+      <w:r>
+        <w:t xml:space="preserve"> on the older reports means Secure Workload can produce that row's artifact. It does not mean the control is met.</w:t>
+      </w:r>
+    </w:p>
+    <w:p>
+      <w:pPr/>
+      <w:r>
+        <w:rPr>
+          <w:b/>
+        </w:rPr>
+        <w:t>Partial Coverage</w:t>
+      </w:r>
+      <w:r>
+        <w:t xml:space="preserve"> means file that export next to another control.</w:t>
+      </w:r>
+    </w:p>
+    <w:p>
+      <w:pPr/>
+      <w:r>
+        <w:rPr>
+          <w:b/>
+        </w:rPr>
+        <w:t>Evidence Required</w:t>
+      </w:r>
+      <w:r>
+        <w:t xml:space="preserve"> means Secure Workload has no record. The customer files the contract, the analysis, or the HR or physical-security evidence.</w:t>
+      </w:r>
+    </w:p>
+    <w:p>
+      <w:pPr/>
+      <w:r>
+        <w:rPr>
+          <w:b/>
+        </w:rPr>
+        <w:t>Direct, Supporting, and Out of scope</w:t>
+      </w:r>
+      <w:r>
+        <w:t xml:space="preserve"> on the newer reports are the same idea in different words. Direct is still evidence, not a pass.</w:t>
+      </w:r>
+    </w:p>
     <w:p>
       <w:pPr>
         <w:pStyle w:val="Heading2"/>

--- a/HIPAA-2025-NPRM/CSW-HIPAA-NPRM-Compliance-Report.docx
+++ b/HIPAA-2025-NPRM/CSW-HIPAA-NPRM-Compliance-Report.docx
@@ -10,7 +10,7 @@
         <w:t xml:space="preserve">Cisco Secure Workload - HIPAA 2025 NPRM Compliance Report</w:t>
       </w:r>
     </w:p>
-    <w:bookmarkStart w:id="22" w:name="X798d465cec5b76b882c0765b0386e66150f3f72"/>
+    <w:bookmarkStart w:id="23" w:name="X798d465cec5b76b882c0765b0386e66150f3f72"/>
     <w:p>
       <w:pPr>
         <w:pStyle w:val="Heading1"/>
@@ -170,63 +170,103 @@
       </w:r>
     </w:p>
     <w:bookmarkEnd w:id="11"/>
-    <w:bookmarkStart w:id="12" w:name="executive-summary"/>
+    <w:bookmarkStart w:id="12" w:name="how-to-read-the-coverage-column"/>
     <w:p>
       <w:pPr>
         <w:pStyle w:val="Heading2"/>
       </w:pPr>
       <w:r>
-        <w:t>How to read the coverage words</w:t>
-      </w:r>
-    </w:p>
-    <w:p>
-      <w:pPr/>
+        <w:t xml:space="preserve">How to read the Coverage column</w:t>
+      </w:r>
+    </w:p>
+    <w:p>
+      <w:pPr>
+        <w:pStyle w:val="FirstParagraph"/>
+      </w:pPr>
+      <w:r>
+        <w:t xml:space="preserve">Every report in this set uses the same three coverage words. Coverage describes</w:t>
+      </w:r>
+      <w:r>
+        <w:t xml:space="preserve"> </w:t>
+      </w:r>
       <w:r>
         <w:rPr>
           <w:b/>
+          <w:bCs/>
         </w:rPr>
-        <w:t>Full Coverage</w:t>
-      </w:r>
-      <w:r>
-        <w:t xml:space="preserve"> on the older reports means Secure Workload can produce that row's artifact. It does not mean the control is met.</w:t>
-      </w:r>
-    </w:p>
-    <w:p>
-      <w:pPr/>
+        <w:t xml:space="preserve">what evidence CSW produces</w:t>
+      </w:r>
+      <w:r>
+        <w:t xml:space="preserve"> </w:t>
+      </w:r>
+      <w:r>
+        <w:t xml:space="preserve">for a topic — it never means the control is passed.</w:t>
+      </w:r>
+    </w:p>
+    <w:p>
+      <w:pPr>
+        <w:pStyle w:val="BodyText"/>
+      </w:pPr>
       <w:r>
         <w:rPr>
           <w:b/>
+          <w:bCs/>
         </w:rPr>
-        <w:t>Partial Coverage</w:t>
-      </w:r>
-      <w:r>
-        <w:t xml:space="preserve"> means file that export next to another control.</w:t>
-      </w:r>
-    </w:p>
-    <w:p>
-      <w:pPr/>
+        <w:t xml:space="preserve">Direct</w:t>
+      </w:r>
+      <w:r>
+        <w:t xml:space="preserve"> </w:t>
+      </w:r>
+      <w:r>
+        <w:t xml:space="preserve">— Secure Workload produces the primary evidence artifact for that topic (segmentation, policy, flow/process telemetry, inventory, vulnerability + reachability, forensic reconstruction). Direct is still evidence, not an attestation.</w:t>
+      </w:r>
+    </w:p>
+    <w:p>
+      <w:pPr>
+        <w:pStyle w:val="BodyText"/>
+      </w:pPr>
       <w:r>
         <w:rPr>
           <w:b/>
+          <w:bCs/>
         </w:rPr>
-        <w:t>Evidence Required</w:t>
-      </w:r>
-      <w:r>
-        <w:t xml:space="preserve"> means Secure Workload has no record. The customer files the contract, the analysis, or the HR or physical-security evidence.</w:t>
-      </w:r>
-    </w:p>
-    <w:p>
-      <w:pPr/>
+        <w:t xml:space="preserve">Supporting</w:t>
+      </w:r>
+      <w:r>
+        <w:t xml:space="preserve"> </w:t>
+      </w:r>
+      <w:r>
+        <w:t xml:space="preserve">— Secure Workload contributes an input that feeds or complements another control, tool, or process (e.g. detection input only, reconciled against an external register, one log source among several).</w:t>
+      </w:r>
+    </w:p>
+    <w:p>
+      <w:pPr>
+        <w:pStyle w:val="BodyText"/>
+      </w:pPr>
       <w:r>
         <w:rPr>
           <w:b/>
+          <w:bCs/>
         </w:rPr>
-        <w:t>Direct, Supporting, and Out of scope</w:t>
-      </w:r>
-      <w:r>
-        <w:t xml:space="preserve"> on the newer reports are the same idea in different words. Direct is still evidence, not a pass.</w:t>
-      </w:r>
-    </w:p>
+        <w:t xml:space="preserve">Evidence Required</w:t>
+      </w:r>
+      <w:r>
+        <w:t xml:space="preserve"> </w:t>
+      </w:r>
+      <w:r>
+        <w:t xml:space="preserve">— Secure Workload has no record for this topic. The customer supplies the contract, the analysis, or the HR / physical-security evidence from another control.</w:t>
+      </w:r>
+    </w:p>
+    <w:p>
+      <w:pPr>
+        <w:pStyle w:val="BlockText"/>
+      </w:pPr>
+      <w:r>
+        <w:t xml:space="preserve">The Coverage ratings in the topic map below are machine-derived from each row’s wording and are flagged for SE review before customer use.</w:t>
+      </w:r>
+    </w:p>
+    <w:bookmarkEnd w:id="12"/>
+    <w:bookmarkStart w:id="13" w:name="executive-summary"/>
     <w:p>
       <w:pPr>
         <w:pStyle w:val="Heading2"/>
@@ -287,8 +327,8 @@
         <w:t xml:space="preserve">a control attestation.</w:t>
       </w:r>
     </w:p>
-    <w:bookmarkEnd w:id="12"/>
-    <w:bookmarkStart w:id="13" w:name="suggested-csw-scope-pattern"/>
+    <w:bookmarkEnd w:id="13"/>
+    <w:bookmarkStart w:id="14" w:name="suggested-csw-scope-pattern"/>
     <w:p>
       <w:pPr>
         <w:pStyle w:val="Heading2"/>
@@ -361,8 +401,8 @@
         <w:t xml:space="preserve">This scope pattern should be validated with the customer’s architecture, application owners, compliance team, and assessor before it is used for formal evidence.</w:t>
       </w:r>
     </w:p>
-    <w:bookmarkEnd w:id="13"/>
-    <w:bookmarkStart w:id="14" w:name="in-scope-for-csw-evidence"/>
+    <w:bookmarkEnd w:id="14"/>
+    <w:bookmarkStart w:id="15" w:name="in-scope-for-csw-evidence"/>
     <w:p>
       <w:pPr>
         <w:pStyle w:val="Heading2"/>
@@ -431,8 +471,8 @@
         <w:t xml:space="preserve">Proposed annual technical assessment (continuous evidence)</w:t>
       </w:r>
     </w:p>
-    <w:bookmarkEnd w:id="14"/>
-    <w:bookmarkStart w:id="15" w:name="Xaed999129ed4b1f11f99b5af2968248bad86dd6"/>
+    <w:bookmarkEnd w:id="15"/>
+    <w:bookmarkStart w:id="16" w:name="Xaed999129ed4b1f11f99b5af2968248bad86dd6"/>
     <w:p>
       <w:pPr>
         <w:pStyle w:val="Heading2"/>
@@ -501,8 +541,8 @@
         <w:t xml:space="preserve">Final OCR / HHS interpretive guidance and enforcement decisions</w:t>
       </w:r>
     </w:p>
-    <w:bookmarkEnd w:id="15"/>
-    <w:bookmarkStart w:id="16" w:name="framework-topic-csw-capability-map"/>
+    <w:bookmarkEnd w:id="16"/>
+    <w:bookmarkStart w:id="17" w:name="framework-topic-csw-capability-map"/>
     <w:p>
       <w:pPr>
         <w:pStyle w:val="Heading2"/>
@@ -517,250 +557,14 @@
         <w:tblW w:type="pct" w:w="5000"/>
         <w:tblLayout w:type="fixed"/>
         <w:tblLook w:firstRow="1" w:lastRow="0" w:firstColumn="0" w:lastColumn="0" w:noHBand="0" w:noVBand="0" w:val="0020"/>
-      </w:tblPr>
-      <w:tblGrid>
-        <w:gridCol w:w="2640"/>
-        <w:gridCol w:w="2640"/>
-        <w:gridCol w:w="2640"/>
-      </w:tblGrid>
-      <w:tr>
-        <w:trPr>
-          <w:tblHeader w:val="on"/>
-        </w:trPr>
-        <w:tc>
-          <w:tcPr/>
-          <w:p>
-            <w:pPr>
-              <w:pStyle w:val="Compact"/>
-            </w:pPr>
-            <w:r>
-              <w:t xml:space="preserve">Framework topic</w:t>
-            </w:r>
-          </w:p>
-        </w:tc>
-        <w:tc>
-          <w:tcPr/>
-          <w:p>
-            <w:pPr>
-              <w:pStyle w:val="Compact"/>
-            </w:pPr>
-            <w:r>
-              <w:t xml:space="preserve">CSW capability</w:t>
-            </w:r>
-          </w:p>
-        </w:tc>
-        <w:tc>
-          <w:tcPr/>
-          <w:p>
-            <w:pPr>
-              <w:pStyle w:val="Compact"/>
-            </w:pPr>
-            <w:r>
-              <w:t xml:space="preserve">Evidence artifact</w:t>
-            </w:r>
-          </w:p>
-        </w:tc>
-      </w:tr>
-      <w:tr>
-        <w:tc>
-          <w:tcPr/>
-          <w:p>
-            <w:pPr>
-              <w:pStyle w:val="Compact"/>
-            </w:pPr>
-            <w:r>
-              <w:t xml:space="preserve">Proposed mandatory network segmentation</w:t>
-            </w:r>
-          </w:p>
-        </w:tc>
-        <w:tc>
-          <w:tcPr/>
-          <w:p>
-            <w:pPr>
-              <w:pStyle w:val="Compact"/>
-            </w:pPr>
-            <w:r>
-              <w:t xml:space="preserve">Policy workspace + workload-to-workload allowlist</w:t>
-            </w:r>
-          </w:p>
-        </w:tc>
-        <w:tc>
-          <w:tcPr/>
-          <w:p>
-            <w:pPr>
-              <w:pStyle w:val="Compact"/>
-            </w:pPr>
-            <w:r>
-              <w:t xml:space="preserve">Workspace snapshot + observed-vs-approved flow comparison</w:t>
-            </w:r>
-          </w:p>
-        </w:tc>
-      </w:tr>
-      <w:tr>
-        <w:tc>
-          <w:tcPr/>
-          <w:p>
-            <w:pPr>
-              <w:pStyle w:val="Compact"/>
-            </w:pPr>
-            <w:r>
-              <w:t xml:space="preserve">Proposed expanded technology asset inventory</w:t>
-            </w:r>
-          </w:p>
-        </w:tc>
-        <w:tc>
-          <w:tcPr/>
-          <w:p>
-            <w:pPr>
-              <w:pStyle w:val="Compact"/>
-            </w:pPr>
-            <w:r>
-              <w:t xml:space="preserve">Workload inventory + software / package inventory</w:t>
-            </w:r>
-          </w:p>
-        </w:tc>
-        <w:tc>
-          <w:tcPr/>
-          <w:p>
-            <w:pPr>
-              <w:pStyle w:val="Compact"/>
-            </w:pPr>
-            <w:r>
-              <w:t xml:space="preserve">Inventory and software-package extract reconciled to CMDB</w:t>
-            </w:r>
-          </w:p>
-        </w:tc>
-      </w:tr>
-      <w:tr>
-        <w:tc>
-          <w:tcPr/>
-          <w:p>
-            <w:pPr>
-              <w:pStyle w:val="Compact"/>
-            </w:pPr>
-            <w:r>
-              <w:t xml:space="preserve">Proposed audit-trail retention</w:t>
-            </w:r>
-          </w:p>
-        </w:tc>
-        <w:tc>
-          <w:tcPr/>
-          <w:p>
-            <w:pPr>
-              <w:pStyle w:val="Compact"/>
-            </w:pPr>
-            <w:r>
-              <w:t xml:space="preserve">Workload flow + process telemetry retained per longer retention window</w:t>
-            </w:r>
-          </w:p>
-        </w:tc>
-        <w:tc>
-          <w:tcPr/>
-          <w:p>
-            <w:pPr>
-              <w:pStyle w:val="Compact"/>
-            </w:pPr>
-            <w:r>
-              <w:t xml:space="preserve">Retained telemetry export with retention attestation</w:t>
-            </w:r>
-          </w:p>
-        </w:tc>
-      </w:tr>
-      <w:tr>
-        <w:tc>
-          <w:tcPr/>
-          <w:p>
-            <w:pPr>
-              <w:pStyle w:val="Compact"/>
-            </w:pPr>
-            <w:r>
-              <w:t xml:space="preserve">Proposed 72-hour breach timeline</w:t>
-            </w:r>
-          </w:p>
-        </w:tc>
-        <w:tc>
-          <w:tcPr/>
-          <w:p>
-            <w:pPr>
-              <w:pStyle w:val="Compact"/>
-            </w:pPr>
-            <w:r>
-              <w:t xml:space="preserve">Forensic flow + process search across the incident window</w:t>
-            </w:r>
-          </w:p>
-        </w:tc>
-        <w:tc>
-          <w:tcPr/>
-          <w:p>
-            <w:pPr>
-              <w:pStyle w:val="Compact"/>
-            </w:pPr>
-            <w:r>
-              <w:t xml:space="preserve">Investigation pack with timeline and ePHI-system-impact scope</w:t>
-            </w:r>
-          </w:p>
-        </w:tc>
-      </w:tr>
-      <w:tr>
-        <w:tc>
-          <w:tcPr/>
-          <w:p>
-            <w:pPr>
-              <w:pStyle w:val="Compact"/>
-            </w:pPr>
-            <w:r>
-              <w:t xml:space="preserve">Proposed annual technical assessment</w:t>
-            </w:r>
-          </w:p>
-        </w:tc>
-        <w:tc>
-          <w:tcPr/>
-          <w:p>
-            <w:pPr>
-              <w:pStyle w:val="Compact"/>
-            </w:pPr>
-            <w:r>
-              <w:t xml:space="preserve">Continuous policy + ADM + vulnerability evidence</w:t>
-            </w:r>
-          </w:p>
-        </w:tc>
-        <w:tc>
-          <w:tcPr/>
-          <w:p>
-            <w:pPr>
-              <w:pStyle w:val="Compact"/>
-            </w:pPr>
-            <w:r>
-              <w:t xml:space="preserve">Annual evidence bundle</w:t>
-            </w:r>
-          </w:p>
-        </w:tc>
-      </w:tr>
-    </w:tbl>
-    <w:bookmarkEnd w:id="16"/>
-    <w:bookmarkStart w:id="17" w:name="evidence-collection-approach"/>
-    <w:p>
-      <w:pPr>
-        <w:pStyle w:val="Heading2"/>
-      </w:pPr>
-      <w:r>
-        <w:t xml:space="preserve">Evidence Collection Approach</w:t>
-      </w:r>
-    </w:p>
-    <w:p>
-      <w:pPr>
-        <w:pStyle w:val="FirstParagraph"/>
-      </w:pPr>
-      <w:r>
-        <w:t xml:space="preserve">The table below describes per-topic evidence collection - what to collect, the CSW source area, and a suggested cadence. The cadence should be tuned to the customer’s audit cycle, regulatory cadence, and risk appetite.</w:t>
-      </w:r>
-    </w:p>
-    <w:tbl>
-      <w:tblPr>
-        <w:tblStyle w:val="Table"/>
-        <w:tblW w:type="pct" w:w="5000"/>
-        <w:tblLayout w:type="fixed"/>
-        <w:tblLook w:firstRow="1" w:lastRow="0" w:firstColumn="0" w:lastColumn="0" w:noHBand="0" w:noVBand="0" w:val="0020"/>
+        <w:tblBorders>
+          <w:top w:val="single" w:sz="4" w:space="0" w:color="BFBFBF"/>
+          <w:left w:val="single" w:sz="4" w:space="0" w:color="BFBFBF"/>
+          <w:bottom w:val="single" w:sz="4" w:space="0" w:color="BFBFBF"/>
+          <w:right w:val="single" w:sz="4" w:space="0" w:color="BFBFBF"/>
+          <w:insideH w:val="single" w:sz="4" w:space="0" w:color="BFBFBF"/>
+          <w:insideV w:val="single" w:sz="4" w:space="0" w:color="BFBFBF"/>
+        </w:tblBorders>
       </w:tblPr>
       <w:tblGrid>
         <w:gridCol w:w="1980"/>
@@ -773,46 +577,70 @@
           <w:tblHeader w:val="on"/>
         </w:trPr>
         <w:tc>
-          <w:tcPr/>
-          <w:p>
-            <w:pPr>
-              <w:pStyle w:val="Compact"/>
-            </w:pPr>
-            <w:r>
-              <w:t xml:space="preserve">Topic</w:t>
-            </w:r>
-          </w:p>
-        </w:tc>
-        <w:tc>
-          <w:tcPr/>
-          <w:p>
-            <w:pPr>
-              <w:pStyle w:val="Compact"/>
-            </w:pPr>
-            <w:r>
-              <w:t xml:space="preserve">What to collect</w:t>
-            </w:r>
-          </w:p>
-        </w:tc>
-        <w:tc>
-          <w:tcPr/>
-          <w:p>
-            <w:pPr>
-              <w:pStyle w:val="Compact"/>
-            </w:pPr>
-            <w:r>
-              <w:t xml:space="preserve">CSW source</w:t>
-            </w:r>
-          </w:p>
-        </w:tc>
-        <w:tc>
-          <w:tcPr/>
-          <w:p>
-            <w:pPr>
-              <w:pStyle w:val="Compact"/>
-            </w:pPr>
-            <w:r>
-              <w:t xml:space="preserve">Suggested cadence</w:t>
+          <w:tcPr>
+            <w:shd w:val="clear" w:color="auto" w:fill="003366"/>
+          </w:tcPr>
+          <w:p>
+            <w:pPr>
+              <w:pStyle w:val="Compact"/>
+            </w:pPr>
+            <w:r>
+              <w:rPr>
+                <w:b/>
+                <w:color w:val="FFFFFF"/>
+              </w:rPr>
+              <w:t xml:space="preserve">Framework topic</w:t>
+            </w:r>
+          </w:p>
+        </w:tc>
+        <w:tc>
+          <w:tcPr>
+            <w:shd w:val="clear" w:color="auto" w:fill="003366"/>
+          </w:tcPr>
+          <w:p>
+            <w:pPr>
+              <w:pStyle w:val="Compact"/>
+            </w:pPr>
+            <w:r>
+              <w:rPr>
+                <w:b/>
+                <w:color w:val="FFFFFF"/>
+              </w:rPr>
+              <w:t xml:space="preserve">Coverage</w:t>
+            </w:r>
+          </w:p>
+        </w:tc>
+        <w:tc>
+          <w:tcPr>
+            <w:shd w:val="clear" w:color="auto" w:fill="003366"/>
+          </w:tcPr>
+          <w:p>
+            <w:pPr>
+              <w:pStyle w:val="Compact"/>
+            </w:pPr>
+            <w:r>
+              <w:rPr>
+                <w:b/>
+                <w:color w:val="FFFFFF"/>
+              </w:rPr>
+              <w:t xml:space="preserve">CSW capability</w:t>
+            </w:r>
+          </w:p>
+        </w:tc>
+        <w:tc>
+          <w:tcPr>
+            <w:shd w:val="clear" w:color="auto" w:fill="003366"/>
+          </w:tcPr>
+          <w:p>
+            <w:pPr>
+              <w:pStyle w:val="Compact"/>
+            </w:pPr>
+            <w:r>
+              <w:rPr>
+                <w:b/>
+                <w:color w:val="FFFFFF"/>
+              </w:rPr>
+              <w:t xml:space="preserve">Evidence artifact</w:t>
             </w:r>
           </w:p>
         </w:tc>
@@ -825,7 +653,24 @@
               <w:pStyle w:val="Compact"/>
             </w:pPr>
             <w:r>
-              <w:t xml:space="preserve">ePHI system inventory</w:t>
+              <w:t xml:space="preserve">Proposed mandatory network segmentation</w:t>
+            </w:r>
+          </w:p>
+        </w:tc>
+        <w:tc>
+          <w:tcPr>
+            <w:shd w:val="clear" w:color="auto" w:fill="107C41"/>
+          </w:tcPr>
+          <w:p>
+            <w:pPr>
+              <w:pStyle w:val="Compact"/>
+            </w:pPr>
+            <w:r>
+              <w:rPr>
+                <w:b/>
+                <w:color w:val="FFFFFF"/>
+              </w:rPr>
+              <w:t>Direct</w:t>
             </w:r>
           </w:p>
         </w:tc>
@@ -836,7 +681,7 @@
               <w:pStyle w:val="Compact"/>
             </w:pPr>
             <w:r>
-              <w:t xml:space="preserve">Workloads handling ePHI</w:t>
+              <w:t xml:space="preserve">Policy workspace + workload-to-workload allowlist</w:t>
             </w:r>
           </w:p>
         </w:tc>
@@ -847,64 +692,65 @@
               <w:pStyle w:val="Compact"/>
             </w:pPr>
             <w:r>
-              <w:t xml:space="preserve">Inventory + scope membership export filtered by data_class=ephi</w:t>
-            </w:r>
-          </w:p>
-        </w:tc>
-        <w:tc>
-          <w:tcPr/>
-          <w:p>
-            <w:pPr>
-              <w:pStyle w:val="Compact"/>
-            </w:pPr>
-            <w:r>
-              <w:t xml:space="preserve">Monthly</w:t>
+              <w:t xml:space="preserve">Workspace snapshot + observed-vs-approved flow comparison</w:t>
             </w:r>
           </w:p>
         </w:tc>
       </w:tr>
       <w:tr>
         <w:tc>
-          <w:tcPr/>
-          <w:p>
-            <w:pPr>
-              <w:pStyle w:val="Compact"/>
-            </w:pPr>
-            <w:r>
-              <w:t xml:space="preserve">Segmentation evidence</w:t>
-            </w:r>
-          </w:p>
-        </w:tc>
-        <w:tc>
-          <w:tcPr/>
-          <w:p>
-            <w:pPr>
-              <w:pStyle w:val="Compact"/>
-            </w:pPr>
-            <w:r>
-              <w:t xml:space="preserve">Workspace snapshot + observed-vs-approved flow comparison</w:t>
-            </w:r>
-          </w:p>
-        </w:tc>
-        <w:tc>
-          <w:tcPr/>
-          <w:p>
-            <w:pPr>
-              <w:pStyle w:val="Compact"/>
-            </w:pPr>
-            <w:r>
-              <w:t xml:space="preserve">Policy workspace export + ADM export</w:t>
-            </w:r>
-          </w:p>
-        </w:tc>
-        <w:tc>
-          <w:tcPr/>
-          <w:p>
-            <w:pPr>
-              <w:pStyle w:val="Compact"/>
-            </w:pPr>
-            <w:r>
-              <w:t xml:space="preserve">Quarterly + after each change</w:t>
+          <w:tcPr>
+            <w:shd w:val="clear" w:color="auto" w:fill="F2F2F2"/>
+          </w:tcPr>
+          <w:p>
+            <w:pPr>
+              <w:pStyle w:val="Compact"/>
+            </w:pPr>
+            <w:r>
+              <w:t xml:space="preserve">Proposed expanded technology asset inventory</w:t>
+            </w:r>
+          </w:p>
+        </w:tc>
+        <w:tc>
+          <w:tcPr>
+            <w:shd w:val="clear" w:color="auto" w:fill="107C41"/>
+          </w:tcPr>
+          <w:p>
+            <w:pPr>
+              <w:pStyle w:val="Compact"/>
+            </w:pPr>
+            <w:r>
+              <w:rPr>
+                <w:b/>
+                <w:color w:val="FFFFFF"/>
+              </w:rPr>
+              <w:t>Direct</w:t>
+            </w:r>
+          </w:p>
+        </w:tc>
+        <w:tc>
+          <w:tcPr>
+            <w:shd w:val="clear" w:color="auto" w:fill="F2F2F2"/>
+          </w:tcPr>
+          <w:p>
+            <w:pPr>
+              <w:pStyle w:val="Compact"/>
+            </w:pPr>
+            <w:r>
+              <w:t xml:space="preserve">Workload inventory + software / package inventory</w:t>
+            </w:r>
+          </w:p>
+        </w:tc>
+        <w:tc>
+          <w:tcPr>
+            <w:shd w:val="clear" w:color="auto" w:fill="F2F2F2"/>
+          </w:tcPr>
+          <w:p>
+            <w:pPr>
+              <w:pStyle w:val="Compact"/>
+            </w:pPr>
+            <w:r>
+              <w:t xml:space="preserve">Inventory and software-package extract reconciled to CMDB</w:t>
             </w:r>
           </w:p>
         </w:tc>
@@ -917,7 +763,24 @@
               <w:pStyle w:val="Compact"/>
             </w:pPr>
             <w:r>
-              <w:t xml:space="preserve">Technology asset inventory</w:t>
+              <w:t xml:space="preserve">Proposed audit-trail retention</w:t>
+            </w:r>
+          </w:p>
+        </w:tc>
+        <w:tc>
+          <w:tcPr>
+            <w:shd w:val="clear" w:color="auto" w:fill="107C41"/>
+          </w:tcPr>
+          <w:p>
+            <w:pPr>
+              <w:pStyle w:val="Compact"/>
+            </w:pPr>
+            <w:r>
+              <w:rPr>
+                <w:b/>
+                <w:color w:val="FFFFFF"/>
+              </w:rPr>
+              <w:t>Direct</w:t>
             </w:r>
           </w:p>
         </w:tc>
@@ -928,7 +791,7 @@
               <w:pStyle w:val="Compact"/>
             </w:pPr>
             <w:r>
-              <w:t xml:space="preserve">Workload + software inventory aligned to proposed inventory expansion</w:t>
+              <w:t xml:space="preserve">Workload flow + process telemetry retained per longer retention window</w:t>
             </w:r>
           </w:p>
         </w:tc>
@@ -939,64 +802,65 @@
               <w:pStyle w:val="Compact"/>
             </w:pPr>
             <w:r>
-              <w:t xml:space="preserve">Inventory + software/package extract</w:t>
-            </w:r>
-          </w:p>
-        </w:tc>
-        <w:tc>
-          <w:tcPr/>
-          <w:p>
-            <w:pPr>
-              <w:pStyle w:val="Compact"/>
-            </w:pPr>
-            <w:r>
-              <w:t xml:space="preserve">Monthly</w:t>
+              <w:t xml:space="preserve">Retained telemetry export with retention attestation</w:t>
             </w:r>
           </w:p>
         </w:tc>
       </w:tr>
       <w:tr>
         <w:tc>
-          <w:tcPr/>
-          <w:p>
-            <w:pPr>
-              <w:pStyle w:val="Compact"/>
-            </w:pPr>
-            <w:r>
-              <w:t xml:space="preserve">Audit-trail retention</w:t>
-            </w:r>
-          </w:p>
-        </w:tc>
-        <w:tc>
-          <w:tcPr/>
-          <w:p>
-            <w:pPr>
-              <w:pStyle w:val="Compact"/>
-            </w:pPr>
-            <w:r>
-              <w:t xml:space="preserve">Workload flow + process telemetry over the proposed retention window</w:t>
-            </w:r>
-          </w:p>
-        </w:tc>
-        <w:tc>
-          <w:tcPr/>
-          <w:p>
-            <w:pPr>
-              <w:pStyle w:val="Compact"/>
-            </w:pPr>
-            <w:r>
-              <w:t xml:space="preserve">Retained telemetry export with retention attestation</w:t>
-            </w:r>
-          </w:p>
-        </w:tc>
-        <w:tc>
-          <w:tcPr/>
-          <w:p>
-            <w:pPr>
-              <w:pStyle w:val="Compact"/>
-            </w:pPr>
-            <w:r>
-              <w:t xml:space="preserve">Continuous; validated annually</w:t>
+          <w:tcPr>
+            <w:shd w:val="clear" w:color="auto" w:fill="F2F2F2"/>
+          </w:tcPr>
+          <w:p>
+            <w:pPr>
+              <w:pStyle w:val="Compact"/>
+            </w:pPr>
+            <w:r>
+              <w:t xml:space="preserve">Proposed 72-hour breach timeline</w:t>
+            </w:r>
+          </w:p>
+        </w:tc>
+        <w:tc>
+          <w:tcPr>
+            <w:shd w:val="clear" w:color="auto" w:fill="107C41"/>
+          </w:tcPr>
+          <w:p>
+            <w:pPr>
+              <w:pStyle w:val="Compact"/>
+            </w:pPr>
+            <w:r>
+              <w:rPr>
+                <w:b/>
+                <w:color w:val="FFFFFF"/>
+              </w:rPr>
+              <w:t>Direct</w:t>
+            </w:r>
+          </w:p>
+        </w:tc>
+        <w:tc>
+          <w:tcPr>
+            <w:shd w:val="clear" w:color="auto" w:fill="F2F2F2"/>
+          </w:tcPr>
+          <w:p>
+            <w:pPr>
+              <w:pStyle w:val="Compact"/>
+            </w:pPr>
+            <w:r>
+              <w:t xml:space="preserve">Forensic flow + process search across the incident window</w:t>
+            </w:r>
+          </w:p>
+        </w:tc>
+        <w:tc>
+          <w:tcPr>
+            <w:shd w:val="clear" w:color="auto" w:fill="F2F2F2"/>
+          </w:tcPr>
+          <w:p>
+            <w:pPr>
+              <w:pStyle w:val="Compact"/>
+            </w:pPr>
+            <w:r>
+              <w:t xml:space="preserve">Investigation pack with timeline and ePHI-system-impact scope</w:t>
             </w:r>
           </w:p>
         </w:tc>
@@ -1009,7 +873,24 @@
               <w:pStyle w:val="Compact"/>
             </w:pPr>
             <w:r>
-              <w:t xml:space="preserve">Vulnerability + reachability</w:t>
+              <w:t xml:space="preserve">Proposed annual technical assessment</w:t>
+            </w:r>
+          </w:p>
+        </w:tc>
+        <w:tc>
+          <w:tcPr>
+            <w:shd w:val="clear" w:color="auto" w:fill="107C41"/>
+          </w:tcPr>
+          <w:p>
+            <w:pPr>
+              <w:pStyle w:val="Compact"/>
+            </w:pPr>
+            <w:r>
+              <w:rPr>
+                <w:b/>
+                <w:color w:val="FFFFFF"/>
+              </w:rPr>
+              <w:t>Direct</w:t>
             </w:r>
           </w:p>
         </w:tc>
@@ -1020,7 +901,7 @@
               <w:pStyle w:val="Compact"/>
             </w:pPr>
             <w:r>
-              <w:t xml:space="preserve">CVE list weighted by reach into ePHI systems</w:t>
+              <w:t xml:space="preserve">Continuous policy + ADM + vulnerability evidence</w:t>
             </w:r>
           </w:p>
         </w:tc>
@@ -1031,117 +912,473 @@
               <w:pStyle w:val="Compact"/>
             </w:pPr>
             <w:r>
-              <w:t xml:space="preserve">Vulnerability report scoped to HIPAA-2025-NPRM</w:t>
-            </w:r>
-          </w:p>
-        </w:tc>
-        <w:tc>
-          <w:tcPr/>
-          <w:p>
-            <w:pPr>
-              <w:pStyle w:val="Compact"/>
-            </w:pPr>
-            <w:r>
-              <w:t xml:space="preserve">Monthly</w:t>
-            </w:r>
-          </w:p>
-        </w:tc>
-      </w:tr>
-      <w:tr>
-        <w:tc>
-          <w:tcPr/>
-          <w:p>
-            <w:pPr>
-              <w:pStyle w:val="Compact"/>
-            </w:pPr>
-            <w:r>
-              <w:t xml:space="preserve">Breach timeline sample</w:t>
-            </w:r>
-          </w:p>
-        </w:tc>
-        <w:tc>
-          <w:tcPr/>
-          <w:p>
-            <w:pPr>
-              <w:pStyle w:val="Compact"/>
-            </w:pPr>
-            <w:r>
-              <w:t xml:space="preserve">Workload-level timeline for one representative incident</w:t>
-            </w:r>
-          </w:p>
-        </w:tc>
-        <w:tc>
-          <w:tcPr/>
-          <w:p>
-            <w:pPr>
-              <w:pStyle w:val="Compact"/>
-            </w:pPr>
-            <w:r>
-              <w:t xml:space="preserve">Flow + process search</w:t>
-            </w:r>
-          </w:p>
-        </w:tc>
-        <w:tc>
-          <w:tcPr/>
-          <w:p>
-            <w:pPr>
-              <w:pStyle w:val="Compact"/>
-            </w:pPr>
-            <w:r>
-              <w:t xml:space="preserve">Per breach</w:t>
-            </w:r>
-          </w:p>
-        </w:tc>
-      </w:tr>
-      <w:tr>
-        <w:tc>
-          <w:tcPr/>
-          <w:p>
-            <w:pPr>
-              <w:pStyle w:val="Compact"/>
-            </w:pPr>
-            <w:r>
-              <w:t xml:space="preserve">Annual technical assessment pack</w:t>
-            </w:r>
-          </w:p>
-        </w:tc>
-        <w:tc>
-          <w:tcPr/>
-          <w:p>
-            <w:pPr>
-              <w:pStyle w:val="Compact"/>
-            </w:pPr>
-            <w:r>
-              <w:t xml:space="preserve">Aggregated annual evidence bundle</w:t>
-            </w:r>
-          </w:p>
-        </w:tc>
-        <w:tc>
-          <w:tcPr/>
-          <w:p>
-            <w:pPr>
-              <w:pStyle w:val="Compact"/>
-            </w:pPr>
-            <w:r>
-              <w:t xml:space="preserve">Inventory + workspace + ADM + vulnerability + incident-sample extracts</w:t>
-            </w:r>
-          </w:p>
-        </w:tc>
-        <w:tc>
-          <w:tcPr/>
-          <w:p>
-            <w:pPr>
-              <w:pStyle w:val="Compact"/>
-            </w:pPr>
-            <w:r>
-              <w:t xml:space="preserve">Annually</w:t>
+              <w:t xml:space="preserve">Annual evidence bundle</w:t>
             </w:r>
           </w:p>
         </w:tc>
       </w:tr>
     </w:tbl>
     <w:bookmarkEnd w:id="17"/>
-    <w:bookmarkStart w:id="18" w:name="pov-workshop-approach"/>
+    <w:bookmarkStart w:id="18" w:name="evidence-collection-approach"/>
+    <w:p>
+      <w:pPr>
+        <w:pStyle w:val="Heading2"/>
+      </w:pPr>
+      <w:r>
+        <w:t xml:space="preserve">Evidence Collection Approach</w:t>
+      </w:r>
+    </w:p>
+    <w:p>
+      <w:pPr>
+        <w:pStyle w:val="FirstParagraph"/>
+      </w:pPr>
+      <w:r>
+        <w:t xml:space="preserve">The table below describes per-topic evidence collection - what to collect, the CSW source area, and a suggested cadence. The cadence should be tuned to the customer’s audit cycle, regulatory cadence, and risk appetite.</w:t>
+      </w:r>
+    </w:p>
+    <w:tbl>
+      <w:tblPr>
+        <w:tblStyle w:val="Table"/>
+        <w:tblW w:type="pct" w:w="5000"/>
+        <w:tblLayout w:type="fixed"/>
+        <w:tblLook w:firstRow="1" w:lastRow="0" w:firstColumn="0" w:lastColumn="0" w:noHBand="0" w:noVBand="0" w:val="0020"/>
+        <w:tblBorders>
+          <w:top w:val="single" w:sz="4" w:space="0" w:color="BFBFBF"/>
+          <w:left w:val="single" w:sz="4" w:space="0" w:color="BFBFBF"/>
+          <w:bottom w:val="single" w:sz="4" w:space="0" w:color="BFBFBF"/>
+          <w:right w:val="single" w:sz="4" w:space="0" w:color="BFBFBF"/>
+          <w:insideH w:val="single" w:sz="4" w:space="0" w:color="BFBFBF"/>
+          <w:insideV w:val="single" w:sz="4" w:space="0" w:color="BFBFBF"/>
+        </w:tblBorders>
+      </w:tblPr>
+      <w:tblGrid>
+        <w:gridCol w:w="1980"/>
+        <w:gridCol w:w="1980"/>
+        <w:gridCol w:w="1980"/>
+        <w:gridCol w:w="1980"/>
+      </w:tblGrid>
+      <w:tr>
+        <w:trPr>
+          <w:tblHeader w:val="on"/>
+        </w:trPr>
+        <w:tc>
+          <w:tcPr>
+            <w:shd w:val="clear" w:color="auto" w:fill="003366"/>
+          </w:tcPr>
+          <w:p>
+            <w:pPr>
+              <w:pStyle w:val="Compact"/>
+            </w:pPr>
+            <w:r>
+              <w:rPr>
+                <w:b/>
+                <w:color w:val="FFFFFF"/>
+              </w:rPr>
+              <w:t xml:space="preserve">Topic</w:t>
+            </w:r>
+          </w:p>
+        </w:tc>
+        <w:tc>
+          <w:tcPr>
+            <w:shd w:val="clear" w:color="auto" w:fill="003366"/>
+          </w:tcPr>
+          <w:p>
+            <w:pPr>
+              <w:pStyle w:val="Compact"/>
+            </w:pPr>
+            <w:r>
+              <w:rPr>
+                <w:b/>
+                <w:color w:val="FFFFFF"/>
+              </w:rPr>
+              <w:t xml:space="preserve">What to collect</w:t>
+            </w:r>
+          </w:p>
+        </w:tc>
+        <w:tc>
+          <w:tcPr>
+            <w:shd w:val="clear" w:color="auto" w:fill="003366"/>
+          </w:tcPr>
+          <w:p>
+            <w:pPr>
+              <w:pStyle w:val="Compact"/>
+            </w:pPr>
+            <w:r>
+              <w:rPr>
+                <w:b/>
+                <w:color w:val="FFFFFF"/>
+              </w:rPr>
+              <w:t xml:space="preserve">CSW source</w:t>
+            </w:r>
+          </w:p>
+        </w:tc>
+        <w:tc>
+          <w:tcPr>
+            <w:shd w:val="clear" w:color="auto" w:fill="003366"/>
+          </w:tcPr>
+          <w:p>
+            <w:pPr>
+              <w:pStyle w:val="Compact"/>
+            </w:pPr>
+            <w:r>
+              <w:rPr>
+                <w:b/>
+                <w:color w:val="FFFFFF"/>
+              </w:rPr>
+              <w:t xml:space="preserve">Suggested cadence</w:t>
+            </w:r>
+          </w:p>
+        </w:tc>
+      </w:tr>
+      <w:tr>
+        <w:tc>
+          <w:tcPr/>
+          <w:p>
+            <w:pPr>
+              <w:pStyle w:val="Compact"/>
+            </w:pPr>
+            <w:r>
+              <w:t xml:space="preserve">ePHI system inventory</w:t>
+            </w:r>
+          </w:p>
+        </w:tc>
+        <w:tc>
+          <w:tcPr/>
+          <w:p>
+            <w:pPr>
+              <w:pStyle w:val="Compact"/>
+            </w:pPr>
+            <w:r>
+              <w:t xml:space="preserve">Workloads handling ePHI</w:t>
+            </w:r>
+          </w:p>
+        </w:tc>
+        <w:tc>
+          <w:tcPr/>
+          <w:p>
+            <w:pPr>
+              <w:pStyle w:val="Compact"/>
+            </w:pPr>
+            <w:r>
+              <w:t xml:space="preserve">Inventory + scope membership export filtered by data_class=ephi</w:t>
+            </w:r>
+          </w:p>
+        </w:tc>
+        <w:tc>
+          <w:tcPr/>
+          <w:p>
+            <w:pPr>
+              <w:pStyle w:val="Compact"/>
+            </w:pPr>
+            <w:r>
+              <w:t xml:space="preserve">Monthly</w:t>
+            </w:r>
+          </w:p>
+        </w:tc>
+      </w:tr>
+      <w:tr>
+        <w:tc>
+          <w:tcPr>
+            <w:shd w:val="clear" w:color="auto" w:fill="F2F2F2"/>
+          </w:tcPr>
+          <w:p>
+            <w:pPr>
+              <w:pStyle w:val="Compact"/>
+            </w:pPr>
+            <w:r>
+              <w:t xml:space="preserve">Segmentation evidence</w:t>
+            </w:r>
+          </w:p>
+        </w:tc>
+        <w:tc>
+          <w:tcPr>
+            <w:shd w:val="clear" w:color="auto" w:fill="F2F2F2"/>
+          </w:tcPr>
+          <w:p>
+            <w:pPr>
+              <w:pStyle w:val="Compact"/>
+            </w:pPr>
+            <w:r>
+              <w:t xml:space="preserve">Workspace snapshot + observed-vs-approved flow comparison</w:t>
+            </w:r>
+          </w:p>
+        </w:tc>
+        <w:tc>
+          <w:tcPr>
+            <w:shd w:val="clear" w:color="auto" w:fill="F2F2F2"/>
+          </w:tcPr>
+          <w:p>
+            <w:pPr>
+              <w:pStyle w:val="Compact"/>
+            </w:pPr>
+            <w:r>
+              <w:t xml:space="preserve">Policy workspace export + ADM export</w:t>
+            </w:r>
+          </w:p>
+        </w:tc>
+        <w:tc>
+          <w:tcPr>
+            <w:shd w:val="clear" w:color="auto" w:fill="F2F2F2"/>
+          </w:tcPr>
+          <w:p>
+            <w:pPr>
+              <w:pStyle w:val="Compact"/>
+            </w:pPr>
+            <w:r>
+              <w:t xml:space="preserve">Quarterly + after each change</w:t>
+            </w:r>
+          </w:p>
+        </w:tc>
+      </w:tr>
+      <w:tr>
+        <w:tc>
+          <w:tcPr/>
+          <w:p>
+            <w:pPr>
+              <w:pStyle w:val="Compact"/>
+            </w:pPr>
+            <w:r>
+              <w:t xml:space="preserve">Technology asset inventory</w:t>
+            </w:r>
+          </w:p>
+        </w:tc>
+        <w:tc>
+          <w:tcPr/>
+          <w:p>
+            <w:pPr>
+              <w:pStyle w:val="Compact"/>
+            </w:pPr>
+            <w:r>
+              <w:t xml:space="preserve">Workload + software inventory aligned to proposed inventory expansion</w:t>
+            </w:r>
+          </w:p>
+        </w:tc>
+        <w:tc>
+          <w:tcPr/>
+          <w:p>
+            <w:pPr>
+              <w:pStyle w:val="Compact"/>
+            </w:pPr>
+            <w:r>
+              <w:t xml:space="preserve">Inventory + software/package extract</w:t>
+            </w:r>
+          </w:p>
+        </w:tc>
+        <w:tc>
+          <w:tcPr/>
+          <w:p>
+            <w:pPr>
+              <w:pStyle w:val="Compact"/>
+            </w:pPr>
+            <w:r>
+              <w:t xml:space="preserve">Monthly</w:t>
+            </w:r>
+          </w:p>
+        </w:tc>
+      </w:tr>
+      <w:tr>
+        <w:tc>
+          <w:tcPr>
+            <w:shd w:val="clear" w:color="auto" w:fill="F2F2F2"/>
+          </w:tcPr>
+          <w:p>
+            <w:pPr>
+              <w:pStyle w:val="Compact"/>
+            </w:pPr>
+            <w:r>
+              <w:t xml:space="preserve">Audit-trail retention</w:t>
+            </w:r>
+          </w:p>
+        </w:tc>
+        <w:tc>
+          <w:tcPr>
+            <w:shd w:val="clear" w:color="auto" w:fill="F2F2F2"/>
+          </w:tcPr>
+          <w:p>
+            <w:pPr>
+              <w:pStyle w:val="Compact"/>
+            </w:pPr>
+            <w:r>
+              <w:t xml:space="preserve">Workload flow + process telemetry over the proposed retention window</w:t>
+            </w:r>
+          </w:p>
+        </w:tc>
+        <w:tc>
+          <w:tcPr>
+            <w:shd w:val="clear" w:color="auto" w:fill="F2F2F2"/>
+          </w:tcPr>
+          <w:p>
+            <w:pPr>
+              <w:pStyle w:val="Compact"/>
+            </w:pPr>
+            <w:r>
+              <w:t xml:space="preserve">Retained telemetry export with retention attestation</w:t>
+            </w:r>
+          </w:p>
+        </w:tc>
+        <w:tc>
+          <w:tcPr>
+            <w:shd w:val="clear" w:color="auto" w:fill="F2F2F2"/>
+          </w:tcPr>
+          <w:p>
+            <w:pPr>
+              <w:pStyle w:val="Compact"/>
+            </w:pPr>
+            <w:r>
+              <w:t xml:space="preserve">Continuous; validated annually</w:t>
+            </w:r>
+          </w:p>
+        </w:tc>
+      </w:tr>
+      <w:tr>
+        <w:tc>
+          <w:tcPr/>
+          <w:p>
+            <w:pPr>
+              <w:pStyle w:val="Compact"/>
+            </w:pPr>
+            <w:r>
+              <w:t xml:space="preserve">Vulnerability + reachability</w:t>
+            </w:r>
+          </w:p>
+        </w:tc>
+        <w:tc>
+          <w:tcPr/>
+          <w:p>
+            <w:pPr>
+              <w:pStyle w:val="Compact"/>
+            </w:pPr>
+            <w:r>
+              <w:t xml:space="preserve">CVE list weighted by reach into ePHI systems</w:t>
+            </w:r>
+          </w:p>
+        </w:tc>
+        <w:tc>
+          <w:tcPr/>
+          <w:p>
+            <w:pPr>
+              <w:pStyle w:val="Compact"/>
+            </w:pPr>
+            <w:r>
+              <w:t xml:space="preserve">Vulnerability report scoped to HIPAA-2025-NPRM</w:t>
+            </w:r>
+          </w:p>
+        </w:tc>
+        <w:tc>
+          <w:tcPr/>
+          <w:p>
+            <w:pPr>
+              <w:pStyle w:val="Compact"/>
+            </w:pPr>
+            <w:r>
+              <w:t xml:space="preserve">Monthly</w:t>
+            </w:r>
+          </w:p>
+        </w:tc>
+      </w:tr>
+      <w:tr>
+        <w:tc>
+          <w:tcPr>
+            <w:shd w:val="clear" w:color="auto" w:fill="F2F2F2"/>
+          </w:tcPr>
+          <w:p>
+            <w:pPr>
+              <w:pStyle w:val="Compact"/>
+            </w:pPr>
+            <w:r>
+              <w:t xml:space="preserve">Breach timeline sample</w:t>
+            </w:r>
+          </w:p>
+        </w:tc>
+        <w:tc>
+          <w:tcPr>
+            <w:shd w:val="clear" w:color="auto" w:fill="F2F2F2"/>
+          </w:tcPr>
+          <w:p>
+            <w:pPr>
+              <w:pStyle w:val="Compact"/>
+            </w:pPr>
+            <w:r>
+              <w:t xml:space="preserve">Workload-level timeline for one representative incident</w:t>
+            </w:r>
+          </w:p>
+        </w:tc>
+        <w:tc>
+          <w:tcPr>
+            <w:shd w:val="clear" w:color="auto" w:fill="F2F2F2"/>
+          </w:tcPr>
+          <w:p>
+            <w:pPr>
+              <w:pStyle w:val="Compact"/>
+            </w:pPr>
+            <w:r>
+              <w:t xml:space="preserve">Flow + process search</w:t>
+            </w:r>
+          </w:p>
+        </w:tc>
+        <w:tc>
+          <w:tcPr>
+            <w:shd w:val="clear" w:color="auto" w:fill="F2F2F2"/>
+          </w:tcPr>
+          <w:p>
+            <w:pPr>
+              <w:pStyle w:val="Compact"/>
+            </w:pPr>
+            <w:r>
+              <w:t xml:space="preserve">Per breach</w:t>
+            </w:r>
+          </w:p>
+        </w:tc>
+      </w:tr>
+      <w:tr>
+        <w:tc>
+          <w:tcPr/>
+          <w:p>
+            <w:pPr>
+              <w:pStyle w:val="Compact"/>
+            </w:pPr>
+            <w:r>
+              <w:t xml:space="preserve">Annual technical assessment pack</w:t>
+            </w:r>
+          </w:p>
+        </w:tc>
+        <w:tc>
+          <w:tcPr/>
+          <w:p>
+            <w:pPr>
+              <w:pStyle w:val="Compact"/>
+            </w:pPr>
+            <w:r>
+              <w:t xml:space="preserve">Aggregated annual evidence bundle</w:t>
+            </w:r>
+          </w:p>
+        </w:tc>
+        <w:tc>
+          <w:tcPr/>
+          <w:p>
+            <w:pPr>
+              <w:pStyle w:val="Compact"/>
+            </w:pPr>
+            <w:r>
+              <w:t xml:space="preserve">Inventory + workspace + ADM + vulnerability + incident-sample extracts</w:t>
+            </w:r>
+          </w:p>
+        </w:tc>
+        <w:tc>
+          <w:tcPr/>
+          <w:p>
+            <w:pPr>
+              <w:pStyle w:val="Compact"/>
+            </w:pPr>
+            <w:r>
+              <w:t xml:space="preserve">Annually</w:t>
+            </w:r>
+          </w:p>
+        </w:tc>
+      </w:tr>
+    </w:tbl>
+    <w:bookmarkEnd w:id="18"/>
+    <w:bookmarkStart w:id="19" w:name="pov-workshop-approach"/>
     <w:p>
       <w:pPr>
         <w:pStyle w:val="Heading2"/>
@@ -1303,8 +1540,8 @@
         <w:t xml:space="preserve">Package inventory, scope, flows, policy, exceptions, and known gaps as the evidence output. Cross-reference this report’s evidence collection table with the customer’s existing audit work-papers.</w:t>
       </w:r>
     </w:p>
-    <w:bookmarkEnd w:id="18"/>
-    <w:bookmarkStart w:id="19" w:name="boundaries-and-complementary-controls"/>
+    <w:bookmarkEnd w:id="19"/>
+    <w:bookmarkStart w:id="20" w:name="boundaries-and-complementary-controls"/>
     <w:p>
       <w:pPr>
         <w:pStyle w:val="Heading2"/>
@@ -1321,8 +1558,8 @@
         <w:t xml:space="preserve">This mapping reflects a PROPOSED rule and must be revalidated against the final rule. CSW does not replace legal analysis, HIPAA policies, the risk analysis itself, BAA management, identity / authentication, encryption enforcement, breach-notification decisions, or OCR enforcement engagement.</w:t>
       </w:r>
     </w:p>
-    <w:bookmarkEnd w:id="19"/>
-    <w:bookmarkStart w:id="20" w:name="assessor-auditor-caveat"/>
+    <w:bookmarkEnd w:id="20"/>
+    <w:bookmarkStart w:id="21" w:name="assessor-auditor-caveat"/>
     <w:p>
       <w:pPr>
         <w:pStyle w:val="Heading2"/>
@@ -1339,8 +1576,8 @@
         <w:t xml:space="preserve">CSW provides technical evidence inputs. The customer’s qualified assessor, auditor, certifying body, or regulator determines compliance status. Validate all framework-topic mappings, control IDs, paragraph references, and section numbers in this report against the current official framework text. If the customer is being assessed against a version other than the one referenced in the framework version note above, revalidate before use.</w:t>
       </w:r>
     </w:p>
-    <w:bookmarkEnd w:id="20"/>
-    <w:bookmarkStart w:id="21" w:name="disclaimer"/>
+    <w:bookmarkEnd w:id="21"/>
+    <w:bookmarkStart w:id="22" w:name="disclaimer"/>
     <w:p>
       <w:pPr>
         <w:pStyle w:val="Heading2"/>
@@ -1357,8 +1594,8 @@
         <w:t xml:space="preserve">This report is for informational and planning purposes. It is not legal, regulatory, audit, or certification advice. Validate all mappings against the current official framework text, the customer’s environment, and qualified compliance, legal, and audit professionals.</w:t>
       </w:r>
     </w:p>
-    <w:bookmarkEnd w:id="21"/>
     <w:bookmarkEnd w:id="22"/>
+    <w:bookmarkEnd w:id="23"/>
     <w:sectPr>
       <w:footnotePr>
         <w:numRestart w:val="eachSect"/>

--- a/HIPAA-2025-NPRM/CSW-HIPAA-NPRM-Compliance-Report.docx
+++ b/HIPAA-2025-NPRM/CSW-HIPAA-NPRM-Compliance-Report.docx
@@ -150,13 +150,13 @@
         <w:t xml:space="preserve"> </w:t>
       </w:r>
       <w:r>
-        <w:t xml:space="preserve">they produce. The technical runbook (</w:t>
+        <w:t xml:space="preserve">they produce. The reference design (</w:t>
       </w:r>
       <w:r>
         <w:rPr>
           <w:rStyle w:val="VerbatimChar"/>
         </w:rPr>
-        <w:t xml:space="preserve">CSW-HIPAA-NPRM-Technical-Runbook.md</w:t>
+        <w:t xml:space="preserve">CSW-HIPAA-NPRM-Technical-Reference design.md</w:t>
       </w:r>
       <w:r>
         <w:t xml:space="preserve">) in this folder contains the deeper engineering detail.</w:t>
